--- a/习近平新时代思想概论/作业/HW7.2（新质生产力）.docx
+++ b/习近平新时代思想概论/作业/HW7.2（新质生产力）.docx
@@ -21,7 +21,7 @@
           <w:sz w:val="24"/>
           <w:szCs w:val="24"/>
         </w:rPr>
-        <w:t>一、指明的方向：“四条原则”</w:t>
+        <w:t xml:space="preserve">一、方向层面的“四条原则”</w:t>
       </w:r>
     </w:p>
     <w:p>
@@ -41,7 +41,7 @@
           <w:sz w:val="21"/>
           <w:szCs w:val="21"/>
         </w:rPr>
-        <w:t>《中共中央 国务院关于发展新质生产力的意见》明确提出，发展新质生产力要坚持“创新主导、改革为要、因地制宜、先立后破”。这四条原则是“党中央对新质生产力发展客观规律的深刻把握”。</w:t>
+        <w:t xml:space="preserve">《中共中央 国务院关于发展新质生产力的意见》把总要求概括为“创新主导、改革为要、因地制宜、先立后破”。我理解这四条其实是给“怎么干”定调子，也正如文件所说，是“党中央对新质生产力发展客观规律的深刻把握”。</w:t>
       </w:r>
     </w:p>
     <w:p>
@@ -61,7 +61,7 @@
           <w:sz w:val="21"/>
           <w:szCs w:val="21"/>
         </w:rPr>
-        <w:t>1. 创新主导：把创新作为新质生产力的逻辑起点。</w:t>
+        <w:t xml:space="preserve">1. 创新主导：创新的定位是逻辑起点，不是可选项。</w:t>
       </w:r>
     </w:p>
     <w:p>
@@ -81,7 +81,7 @@
           <w:sz w:val="21"/>
           <w:szCs w:val="21"/>
         </w:rPr>
-        <w:t>2. 改革为要：以改革为动力，破除制约发展的体制机制障碍。</w:t>
+        <w:t xml:space="preserve">2. 改革为要：动力来自改革，卡住的多半是体制机制，而不是技术本身。</w:t>
       </w:r>
     </w:p>
     <w:p>
@@ -101,7 +101,7 @@
           <w:sz w:val="21"/>
           <w:szCs w:val="21"/>
         </w:rPr>
-        <w:t>3. 因地制宜：把立足资源禀赋作为发展新质生产力的实践准则。</w:t>
+        <w:t xml:space="preserve">3. 因地制宜：先看资源禀赋再定路径，不搞一个模子往下套。</w:t>
       </w:r>
     </w:p>
     <w:p>
@@ -121,7 +121,7 @@
           <w:sz w:val="21"/>
           <w:szCs w:val="21"/>
         </w:rPr>
-        <w:t>4. 先立后破：把坚持新旧动能平稳接续作为发展新质生产力的方法路径，坚持先立后破、稳中求进。</w:t>
+        <w:t xml:space="preserve">4. 先立后破：新旧动能要平稳接续，不能为了“新”把“旧”一刀切掉。</w:t>
       </w:r>
     </w:p>
     <w:p>
@@ -141,7 +141,7 @@
           <w:sz w:val="21"/>
           <w:szCs w:val="21"/>
         </w:rPr>
-        <w:t>《意见》同时强调，要“统筹处理好政府和市场、质态和业态、改革和发展、自主和开放的关系，统筹发展和安全”。</w:t>
+        <w:t xml:space="preserve">《意见》还补了一条方法论上的要求，要“统筹处理好政府和市场、质态和业态、改革和发展、自主和开放的关系，统筹发展和安全”。这句话看着平，其实把前面四条串起来了。</w:t>
       </w:r>
     </w:p>
     <w:p>
@@ -163,7 +163,7 @@
           <w:sz w:val="24"/>
           <w:szCs w:val="24"/>
         </w:rPr>
-        <w:t>二、划定的红线：“三个不能、一个严禁”</w:t>
+        <w:t xml:space="preserve">二、底线层面的“三个不能、一个严禁”</w:t>
       </w:r>
     </w:p>
     <w:p>
@@ -183,7 +183,7 @@
           <w:sz w:val="21"/>
           <w:szCs w:val="21"/>
         </w:rPr>
-        <w:t>《意见》明确提出了“三个不能、一个严禁”，被解读为发展新质生产力的“红绿灯”和“导航仪”，“既为各地创新探索划定清晰边界，也为高质量培育新动能校准方向”。</w:t>
+        <w:t xml:space="preserve">和原则相对应的是一组禁止性要求，被解读为发展新质生产力的“红绿灯”和“导航仪”，“既为各地创新探索划定清晰边界，也为高质量培育新动能校准方向”。我的理解是：前面讲往哪走，这里讲别踩什么，是一体两面。</w:t>
       </w:r>
     </w:p>
     <w:p>
@@ -203,7 +203,7 @@
           <w:sz w:val="21"/>
           <w:szCs w:val="21"/>
         </w:rPr>
-        <w:t>“三个不能”：</w:t>
+        <w:t xml:space="preserve">先把“三个不能”列出来：</w:t>
       </w:r>
     </w:p>
     <w:p>
@@ -310,7 +310,7 @@
           <w:sz w:val="21"/>
           <w:szCs w:val="21"/>
         </w:rPr>
-        <w:t>“一个严禁”：</w:t>
+        <w:t xml:space="preserve">再单独看“一个严禁”：</w:t>
       </w:r>
     </w:p>
     <w:p>
@@ -374,16 +374,7 @@
           <w:sz w:val="21"/>
           <w:szCs w:val="21"/>
         </w:rPr>
-        <w:t>总结： “三个不能、一个严禁”，“说到底是在回答‘怎样发展新质生产力’。它要求我们</w:t>
-      </w:r>
-      <w:r>
-        <w:rPr>
-          <w:rFonts w:ascii="Times New Roman" w:hAnsi="Times New Roman" w:cs="Times New Roman" w:eastAsia="宋体" w:hint="eastAsia"/>
-          <w:sz w:val="21"/>
-          <w:szCs w:val="21"/>
-        </w:rPr>
-        <w:lastRenderedPageBreak/>
-        <w:t>把握好立与破、新与旧、为与不为的关系”，“把‘不能’的边界划清楚，把‘严禁’的红线立起来，才能防止一哄而上、泡沫化，让新质生产力在法治化、市场化轨道上健康生长”。</w:t>
+        <w:t xml:space="preserve">把这些放在一起看，它回答的其实是一个很具体的问题：发展新质生产力的过程中，哪些做法是要不得的。它并不是给创新设障碍，而是防止一哄而上、把好事办成泡沫——边界守住了，新质生产力才能在法治化、市场化的轨道上走稳。</w:t>
       </w:r>
     </w:p>
     <w:p>
@@ -403,31 +394,7 @@
           <w:sz w:val="21"/>
           <w:szCs w:val="21"/>
         </w:rPr>
-        <w:t>此外，</w:t>
-      </w:r>
-      <w:r>
-        <w:rPr>
-          <w:rFonts w:ascii="Times New Roman" w:hAnsi="Times New Roman" w:cs="Times New Roman" w:eastAsia="宋体" w:hint="eastAsia"/>
-          <w:sz w:val="21"/>
-          <w:szCs w:val="21"/>
-        </w:rPr>
-        <w:t>新质生产力的“四条原则”与“三个不能、一个严禁”，</w:t>
-      </w:r>
-      <w:r>
-        <w:rPr>
-          <w:rFonts w:hint="eastAsia" w:ascii="Times New Roman" w:hAnsi="Times New Roman" w:cs="Times New Roman" w:eastAsia="宋体"/>
-          <w:sz w:val="21"/>
-          <w:szCs w:val="21"/>
-        </w:rPr>
-        <w:t>和</w:t>
-      </w:r>
-      <w:r>
-        <w:rPr>
-          <w:rFonts w:ascii="Times New Roman" w:hAnsi="Times New Roman" w:cs="Times New Roman" w:eastAsia="宋体" w:hint="eastAsia"/>
-          <w:sz w:val="21"/>
-          <w:szCs w:val="21"/>
-        </w:rPr>
-        <w:t>软件工程专业高度相关。方向上，软件工程要以创新主导（如AI、基础软件、工业软件攻关），以改革为要（完善开源生态、产教融合），因地制宜（结合区域产业基础布局，不盲目追新），先立后破（新旧技术平稳迭代，不轻易抛弃传统软件）。红线上，软件工程须脱虚向实，服务实体经济，防止只炒概念、估值泡沫；必须突破基础软件、工业软件“卡脖子”，避免产业空心化；不能盲目求新而忽视质量、安全与工程伦理；严禁借新质生产力之名违规套取政策、一哄而上。总之，软件工程应成为新质生产力的坚实技术底座，而非泡沫温床。</w:t>
+        <w:t xml:space="preserve">回到本专业。上面这套“四条原则 + 三个不能、一个严禁”，对软件工程来说几乎逐条对得上：创新主导对应 AI、基础软件、工业软件的攻关；改革为要对应开源生态和产教融合；因地制宜对应结合区域产业基础布局、不盲目追新；先立后破对应新旧技术的平稳迭代，而不是把传统软件一把推翻。红线上，软件要脱虚向实、真正服务实体经济，不能只炒概念、吹估值；基础软件和工业软件的“卡脖子”必须突破，否则就是产业空心化；追求“新”不能拿质量、安全和工程伦理当代价；更不能借新质生产力之名去套政策、一窝蜂上马。总而言之，软件工程应该是新质生产力的技术底座，而不是它的泡沫温床。</w:t>
       </w:r>
     </w:p>
     <w:sectPr>
